--- a/companies/valumonicsrd/templates/docx/styles.docx
+++ b/companies/valumonicsrd/templates/docx/styles.docx
@@ -547,7 +547,7 @@
     <w:name w:val="Code"/>
     <w:qFormat/>
     <w:rPr>
-      <w:rFonts w:ascii="ui-monospace" w:cs="ui-monospace" w:eastAsia="ui-monospace" w:hAnsi="ui-monospace"/>
+      <w:rFonts w:ascii="Spline Sans Mono" w:cs="Spline Sans Mono" w:eastAsia="Spline Sans Mono" w:hAnsi="Spline Sans Mono"/>
       <w:b w:val="false"/>
       <w:bCs w:val="false"/>
       <w:color w:val="142C4C"/>
